--- a/guess-what/unit-6-hobbies/worksheets/quiz.docx
+++ b/guess-what/unit-6-hobbies/worksheets/quiz.docx
@@ -724,7 +724,7 @@
           <w:i w:val="0"/>
           <w:sz w:val="22"/>
         </w:rPr>
-        <w:t>) table tennis after school.</w:t>
+        <w:t>) ping-pong after school.</w:t>
       </w:r>
     </w:p>
     <w:p>
@@ -783,7 +783,7 @@
           <w:i w:val="0"/>
           <w:sz w:val="22"/>
         </w:rPr>
-        <w:t>) he make films? — No, he doesn't.</w:t>
+        <w:t>) he make movies? — No, he doesn't.</w:t>
       </w:r>
     </w:p>
     <w:p>
